--- a/backend/templates/service_note_payment.docx
+++ b/backend/templates/service_note_payment.docx
@@ -115,6 +115,7 @@
         <w:spacing w:before="0" w:after="40" w:line="276" w:lineRule="exact"/>
         <w:jc w:val="right"/>
       </w:pPr>
+      <w:commentRangeStart w:id="0"/>
       <w:r>
         <w:rPr>
           <w:rFonts w:ascii="Times New Roman" w:hAnsi="Times New Roman"/>
@@ -122,7 +123,14 @@
           <w:i w:val="0"/>
           <w:sz w:val="24"/>
         </w:rPr>
-        <w:t>Президенту ВСКС</w:t>
+        <w:t xml:space="preserve">Руководителю {{ customer_short_name }}</w:t>
+      </w:r>
+      <w:commentRangeEnd w:id="0"/>
+      <w:r>
+        <w:rPr>
+          <w:rStyle w:val="CommentReference"/>
+        </w:rPr>
+        <w:commentReference w:id="0"/>
       </w:r>
     </w:p>
     <w:p>
@@ -130,6 +138,7 @@
         <w:spacing w:before="0" w:after="120" w:line="276" w:lineRule="exact"/>
         <w:jc w:val="right"/>
       </w:pPr>
+      <w:commentRangeStart w:id="1"/>
       <w:r>
         <w:rPr>
           <w:rFonts w:ascii="Times New Roman" w:hAnsi="Times New Roman"/>
@@ -138,6 +147,13 @@
           <w:sz w:val="24"/>
         </w:rPr>
         <w:t>{{customer_signatory_name_genitive}}</w:t>
+      </w:r>
+      <w:commentRangeEnd w:id="1"/>
+      <w:r>
+        <w:rPr>
+          <w:rStyle w:val="CommentReference"/>
+        </w:rPr>
+        <w:commentReference w:id="1"/>
       </w:r>
     </w:p>
     <w:p>
@@ -154,6 +170,7 @@
         </w:rPr>
         <w:t xml:space="preserve">от </w:t>
       </w:r>
+      <w:commentRangeStart w:id="2"/>
       <w:r>
         <w:rPr>
           <w:rFonts w:ascii="Times New Roman" w:hAnsi="Times New Roman"/>
@@ -163,12 +180,20 @@
         </w:rPr>
         <w:t>{{initiator_role}}</w:t>
       </w:r>
+      <w:commentRangeEnd w:id="2"/>
+      <w:r>
+        <w:rPr>
+          <w:rStyle w:val="CommentReference"/>
+        </w:rPr>
+        <w:commentReference w:id="2"/>
+      </w:r>
     </w:p>
     <w:p>
       <w:pPr>
         <w:spacing w:before="0" w:after="200" w:line="276" w:lineRule="exact"/>
         <w:jc w:val="right"/>
       </w:pPr>
+      <w:commentRangeStart w:id="3"/>
       <w:r>
         <w:rPr>
           <w:rFonts w:ascii="Times New Roman" w:hAnsi="Times New Roman"/>
@@ -177,6 +202,13 @@
           <w:sz w:val="24"/>
         </w:rPr>
         <w:t>{{initiator_name}}</w:t>
+      </w:r>
+      <w:commentRangeEnd w:id="3"/>
+      <w:r>
+        <w:rPr>
+          <w:rStyle w:val="CommentReference"/>
+        </w:rPr>
+        <w:commentReference w:id="3"/>
       </w:r>
     </w:p>
     <w:p>
@@ -199,6 +231,7 @@
         <w:spacing w:before="0" w:after="0" w:line="276" w:lineRule="exact"/>
         <w:jc w:val="center"/>
       </w:pPr>
+      <w:commentRangeStart w:id="4"/>
       <w:r>
         <w:rPr>
           <w:rFonts w:ascii="Times New Roman" w:hAnsi="Times New Roman"/>
@@ -207,6 +240,13 @@
           <w:sz w:val="20"/>
         </w:rPr>
         <w:t>{% if doc_kind == 'payment' %}</w:t>
+      </w:r>
+      <w:commentRangeEnd w:id="4"/>
+      <w:r>
+        <w:rPr>
+          <w:rStyle w:val="CommentReference"/>
+        </w:rPr>
+        <w:commentReference w:id="4"/>
       </w:r>
     </w:p>
     <w:p>
@@ -228,6 +268,7 @@
         <w:spacing w:before="0" w:after="120" w:line="276" w:lineRule="exact"/>
         <w:jc w:val="center"/>
       </w:pPr>
+      <w:commentRangeStart w:id="5"/>
       <w:r>
         <w:rPr>
           <w:rFonts w:ascii="Times New Roman" w:hAnsi="Times New Roman"/>
@@ -236,6 +277,13 @@
           <w:sz w:val="20"/>
         </w:rPr>
         <w:t>{% endif %}</w:t>
+      </w:r>
+      <w:commentRangeEnd w:id="5"/>
+      <w:r>
+        <w:rPr>
+          <w:rStyle w:val="CommentReference"/>
+        </w:rPr>
+        <w:commentReference w:id="5"/>
       </w:r>
     </w:p>
     <w:p>
@@ -252,6 +300,7 @@
         </w:rPr>
         <w:t>г. Москва                          «</w:t>
       </w:r>
+      <w:commentRangeStart w:id="6"/>
       <w:r>
         <w:rPr>
           <w:rFonts w:ascii="Times New Roman" w:hAnsi="Times New Roman"/>
@@ -260,6 +309,13 @@
           <w:sz w:val="24"/>
         </w:rPr>
         <w:t>{{today}}</w:t>
+      </w:r>
+      <w:commentRangeEnd w:id="6"/>
+      <w:r>
+        <w:rPr>
+          <w:rStyle w:val="CommentReference"/>
+        </w:rPr>
+        <w:commentReference w:id="6"/>
       </w:r>
       <w:r>
         <w:rPr>
@@ -285,6 +341,7 @@
         </w:rPr>
         <w:t xml:space="preserve">Прошу произвести оплату по договору </w:t>
       </w:r>
+      <w:commentRangeStart w:id="7"/>
       <w:r>
         <w:rPr>
           <w:rFonts w:ascii="Times New Roman" w:hAnsi="Times New Roman"/>
@@ -293,6 +350,13 @@
           <w:sz w:val="24"/>
         </w:rPr>
         <w:t>{{contract_number}}</w:t>
+      </w:r>
+      <w:commentRangeEnd w:id="7"/>
+      <w:r>
+        <w:rPr>
+          <w:rStyle w:val="CommentReference"/>
+        </w:rPr>
+        <w:commentReference w:id="7"/>
       </w:r>
       <w:r>
         <w:rPr>
@@ -303,6 +367,7 @@
         </w:rPr>
         <w:t xml:space="preserve"> от </w:t>
       </w:r>
+      <w:commentRangeStart w:id="8"/>
       <w:r>
         <w:rPr>
           <w:rFonts w:ascii="Times New Roman" w:hAnsi="Times New Roman"/>
@@ -311,6 +376,13 @@
           <w:sz w:val="24"/>
         </w:rPr>
         <w:t>{{contract_date}}</w:t>
+      </w:r>
+      <w:commentRangeEnd w:id="8"/>
+      <w:r>
+        <w:rPr>
+          <w:rStyle w:val="CommentReference"/>
+        </w:rPr>
+        <w:commentReference w:id="8"/>
       </w:r>
       <w:r>
         <w:rPr>
@@ -321,6 +393,7 @@
         </w:rPr>
         <w:t xml:space="preserve"> с </w:t>
       </w:r>
+      <w:commentRangeStart w:id="9"/>
       <w:r>
         <w:rPr>
           <w:rFonts w:ascii="Times New Roman" w:hAnsi="Times New Roman"/>
@@ -329,6 +402,13 @@
           <w:sz w:val="24"/>
         </w:rPr>
         <w:t>{{contractor_name}}</w:t>
+      </w:r>
+      <w:commentRangeEnd w:id="9"/>
+      <w:r>
+        <w:rPr>
+          <w:rStyle w:val="CommentReference"/>
+        </w:rPr>
+        <w:commentReference w:id="9"/>
       </w:r>
       <w:r>
         <w:rPr>
@@ -339,6 +419,7 @@
         </w:rPr>
         <w:t xml:space="preserve"> (ИНН </w:t>
       </w:r>
+      <w:commentRangeStart w:id="10"/>
       <w:r>
         <w:rPr>
           <w:rFonts w:ascii="Times New Roman" w:hAnsi="Times New Roman"/>
@@ -347,6 +428,13 @@
           <w:sz w:val="24"/>
         </w:rPr>
         <w:t>{{contractor_inn}}</w:t>
+      </w:r>
+      <w:commentRangeEnd w:id="10"/>
+      <w:r>
+        <w:rPr>
+          <w:rStyle w:val="CommentReference"/>
+        </w:rPr>
+        <w:commentReference w:id="10"/>
       </w:r>
       <w:r>
         <w:rPr>
@@ -357,6 +445,7 @@
         </w:rPr>
         <w:t xml:space="preserve">) на сумму </w:t>
       </w:r>
+      <w:commentRangeStart w:id="11"/>
       <w:r>
         <w:rPr>
           <w:rFonts w:ascii="Times New Roman" w:hAnsi="Times New Roman"/>
@@ -365,6 +454,13 @@
           <w:sz w:val="24"/>
         </w:rPr>
         <w:t>{{contract_price_num}}</w:t>
+      </w:r>
+      <w:commentRangeEnd w:id="11"/>
+      <w:r>
+        <w:rPr>
+          <w:rStyle w:val="CommentReference"/>
+        </w:rPr>
+        <w:commentReference w:id="11"/>
       </w:r>
       <w:r>
         <w:rPr>
@@ -375,6 +471,7 @@
         </w:rPr>
         <w:t xml:space="preserve"> руб. (</w:t>
       </w:r>
+      <w:commentRangeStart w:id="12"/>
       <w:r>
         <w:rPr>
           <w:rFonts w:ascii="Times New Roman" w:hAnsi="Times New Roman"/>
@@ -383,6 +480,13 @@
           <w:sz w:val="24"/>
         </w:rPr>
         <w:t>{{contract_price_words}}</w:t>
+      </w:r>
+      <w:commentRangeEnd w:id="12"/>
+      <w:r>
+        <w:rPr>
+          <w:rStyle w:val="CommentReference"/>
+        </w:rPr>
+        <w:commentReference w:id="12"/>
       </w:r>
       <w:r>
         <w:rPr>
@@ -399,6 +503,7 @@
         <w:spacing w:before="0" w:after="120" w:line="276" w:lineRule="exact"/>
         <w:jc w:val="both"/>
       </w:pPr>
+      <w:commentRangeStart w:id="13"/>
       <w:r>
         <w:rPr>
           <w:rFonts w:ascii="Times New Roman" w:hAnsi="Times New Roman"/>
@@ -408,6 +513,13 @@
         </w:rPr>
         <w:t>{% if vat_applicable %}</w:t>
       </w:r>
+      <w:commentRangeEnd w:id="13"/>
+      <w:r>
+        <w:rPr>
+          <w:rStyle w:val="CommentReference"/>
+        </w:rPr>
+        <w:commentReference w:id="13"/>
+      </w:r>
       <w:r>
         <w:rPr>
           <w:rFonts w:ascii="Times New Roman" w:hAnsi="Times New Roman"/>
@@ -416,6 +528,7 @@
         </w:rPr>
         <w:t xml:space="preserve">в т.ч. НДС </w:t>
       </w:r>
+      <w:commentRangeStart w:id="14"/>
       <w:r>
         <w:rPr>
           <w:rFonts w:ascii="Times New Roman" w:hAnsi="Times New Roman"/>
@@ -425,6 +538,13 @@
         </w:rPr>
         <w:t>{{vat_rate}}</w:t>
       </w:r>
+      <w:commentRangeEnd w:id="14"/>
+      <w:r>
+        <w:rPr>
+          <w:rStyle w:val="CommentReference"/>
+        </w:rPr>
+        <w:commentReference w:id="14"/>
+      </w:r>
       <w:r>
         <w:rPr>
           <w:rFonts w:ascii="Times New Roman" w:hAnsi="Times New Roman"/>
@@ -433,6 +553,7 @@
         </w:rPr>
         <w:t>%</w:t>
       </w:r>
+      <w:commentRangeStart w:id="15"/>
       <w:r>
         <w:rPr>
           <w:rFonts w:ascii="Times New Roman" w:hAnsi="Times New Roman"/>
@@ -442,6 +563,13 @@
         </w:rPr>
         <w:t>{% else %}</w:t>
       </w:r>
+      <w:commentRangeEnd w:id="15"/>
+      <w:r>
+        <w:rPr>
+          <w:rStyle w:val="CommentReference"/>
+        </w:rPr>
+        <w:commentReference w:id="15"/>
+      </w:r>
       <w:r>
         <w:rPr>
           <w:rFonts w:ascii="Times New Roman" w:hAnsi="Times New Roman"/>
@@ -450,6 +578,7 @@
         </w:rPr>
         <w:t xml:space="preserve">НДС не облагается на основании </w:t>
       </w:r>
+      <w:commentRangeStart w:id="16"/>
       <w:r>
         <w:rPr>
           <w:rFonts w:ascii="Times New Roman" w:hAnsi="Times New Roman"/>
@@ -459,6 +588,14 @@
         </w:rPr>
         <w:t>{{vat_exemption_article}}</w:t>
       </w:r>
+      <w:commentRangeEnd w:id="16"/>
+      <w:r>
+        <w:rPr>
+          <w:rStyle w:val="CommentReference"/>
+        </w:rPr>
+        <w:commentReference w:id="16"/>
+      </w:r>
+      <w:commentRangeStart w:id="17"/>
       <w:r>
         <w:rPr>
           <w:rFonts w:ascii="Times New Roman" w:hAnsi="Times New Roman"/>
@@ -467,6 +604,13 @@
           <w:sz w:val="24"/>
         </w:rPr>
         <w:t>{% endif %}</w:t>
+      </w:r>
+      <w:commentRangeEnd w:id="17"/>
+      <w:r>
+        <w:rPr>
+          <w:rStyle w:val="CommentReference"/>
+        </w:rPr>
+        <w:commentReference w:id="17"/>
       </w:r>
       <w:r>
         <w:rPr>
@@ -492,6 +636,7 @@
         </w:rPr>
         <w:t xml:space="preserve">Категория ФЭО: </w:t>
       </w:r>
+      <w:commentRangeStart w:id="18"/>
       <w:r>
         <w:rPr>
           <w:rFonts w:ascii="Times New Roman" w:hAnsi="Times New Roman"/>
@@ -500,6 +645,13 @@
           <w:sz w:val="24"/>
         </w:rPr>
         <w:t>{{feo_path}}</w:t>
+      </w:r>
+      <w:commentRangeEnd w:id="18"/>
+      <w:r>
+        <w:rPr>
+          <w:rStyle w:val="CommentReference"/>
+        </w:rPr>
+        <w:commentReference w:id="18"/>
       </w:r>
     </w:p>
     <w:p>
@@ -516,6 +668,7 @@
         </w:rPr>
         <w:t xml:space="preserve">Субсидия: </w:t>
       </w:r>
+      <w:commentRangeStart w:id="19"/>
       <w:r>
         <w:rPr>
           <w:rFonts w:ascii="Times New Roman" w:hAnsi="Times New Roman"/>
@@ -524,6 +677,13 @@
           <w:sz w:val="24"/>
         </w:rPr>
         <w:t>{{subsidy_name}}</w:t>
+      </w:r>
+      <w:commentRangeEnd w:id="19"/>
+      <w:r>
+        <w:rPr>
+          <w:rStyle w:val="CommentReference"/>
+        </w:rPr>
+        <w:commentReference w:id="19"/>
       </w:r>
     </w:p>
     <w:p>
@@ -555,6 +715,7 @@
         </w:rPr>
         <w:t xml:space="preserve">р/с: </w:t>
       </w:r>
+      <w:commentRangeStart w:id="20"/>
       <w:r>
         <w:rPr>
           <w:rFonts w:ascii="Times New Roman" w:hAnsi="Times New Roman"/>
@@ -563,6 +724,13 @@
           <w:sz w:val="24"/>
         </w:rPr>
         <w:t>{{contractor_settlement_account}}</w:t>
+      </w:r>
+      <w:commentRangeEnd w:id="20"/>
+      <w:r>
+        <w:rPr>
+          <w:rStyle w:val="CommentReference"/>
+        </w:rPr>
+        <w:commentReference w:id="20"/>
       </w:r>
     </w:p>
     <w:p>
@@ -579,6 +747,7 @@
         </w:rPr>
         <w:t xml:space="preserve">БИК: </w:t>
       </w:r>
+      <w:commentRangeStart w:id="21"/>
       <w:r>
         <w:rPr>
           <w:rFonts w:ascii="Times New Roman" w:hAnsi="Times New Roman"/>
@@ -587,6 +756,13 @@
           <w:sz w:val="24"/>
         </w:rPr>
         <w:t>{{contractor_bik}}</w:t>
+      </w:r>
+      <w:commentRangeEnd w:id="21"/>
+      <w:r>
+        <w:rPr>
+          <w:rStyle w:val="CommentReference"/>
+        </w:rPr>
+        <w:commentReference w:id="21"/>
       </w:r>
     </w:p>
     <w:p>
@@ -603,6 +779,7 @@
         </w:rPr>
         <w:t xml:space="preserve">Банк: </w:t>
       </w:r>
+      <w:commentRangeStart w:id="22"/>
       <w:r>
         <w:rPr>
           <w:rFonts w:ascii="Times New Roman" w:hAnsi="Times New Roman"/>
@@ -611,6 +788,13 @@
           <w:sz w:val="24"/>
         </w:rPr>
         <w:t>{{contractor_bank_name}}</w:t>
+      </w:r>
+      <w:commentRangeEnd w:id="22"/>
+      <w:r>
+        <w:rPr>
+          <w:rStyle w:val="CommentReference"/>
+        </w:rPr>
+        <w:commentReference w:id="22"/>
       </w:r>
     </w:p>
     <w:p>
@@ -627,6 +811,7 @@
         </w:rPr>
         <w:t xml:space="preserve">Основание: акт сдачи-приёмки от </w:t>
       </w:r>
+      <w:commentRangeStart w:id="23"/>
       <w:r>
         <w:rPr>
           <w:rFonts w:ascii="Times New Roman" w:hAnsi="Times New Roman"/>
@@ -635,6 +820,13 @@
           <w:sz w:val="24"/>
         </w:rPr>
         <w:t>{{acceptance_doc_date}}</w:t>
+      </w:r>
+      <w:commentRangeEnd w:id="23"/>
+      <w:r>
+        <w:rPr>
+          <w:rStyle w:val="CommentReference"/>
+        </w:rPr>
+        <w:commentReference w:id="23"/>
       </w:r>
       <w:r>
         <w:rPr>
@@ -645,6 +837,7 @@
         </w:rPr>
         <w:t xml:space="preserve"> № </w:t>
       </w:r>
+      <w:commentRangeStart w:id="24"/>
       <w:r>
         <w:rPr>
           <w:rFonts w:ascii="Times New Roman" w:hAnsi="Times New Roman"/>
@@ -653,6 +846,13 @@
           <w:sz w:val="24"/>
         </w:rPr>
         <w:t>{{acceptance_doc_number}}</w:t>
+      </w:r>
+      <w:commentRangeEnd w:id="24"/>
+      <w:r>
+        <w:rPr>
+          <w:rStyle w:val="CommentReference"/>
+        </w:rPr>
+        <w:commentReference w:id="24"/>
       </w:r>
       <w:r>
         <w:rPr>
@@ -670,6 +870,7 @@
         <w:spacing w:before="0" w:after="80" w:line="276" w:lineRule="exact"/>
         <w:jc w:val="left"/>
       </w:pPr>
+      <w:commentRangeStart w:id="25"/>
       <w:r>
         <w:rPr>
           <w:rFonts w:ascii="Times New Roman" w:hAnsi="Times New Roman"/>
@@ -678,6 +879,13 @@
           <w:sz w:val="24"/>
         </w:rPr>
         <w:t>{{initiator_role}}</w:t>
+      </w:r>
+      <w:commentRangeEnd w:id="25"/>
+      <w:r>
+        <w:rPr>
+          <w:rStyle w:val="CommentReference"/>
+        </w:rPr>
+        <w:commentReference w:id="25"/>
       </w:r>
     </w:p>
     <w:p>
@@ -694,6 +902,7 @@
         </w:rPr>
         <w:t xml:space="preserve">___________________ / </w:t>
       </w:r>
+      <w:commentRangeStart w:id="26"/>
       <w:r>
         <w:rPr>
           <w:rFonts w:ascii="Times New Roman" w:hAnsi="Times New Roman"/>
@@ -702,6 +911,13 @@
           <w:sz w:val="24"/>
         </w:rPr>
         <w:t>{{initiator_name}}</w:t>
+      </w:r>
+      <w:commentRangeEnd w:id="26"/>
+      <w:r>
+        <w:rPr>
+          <w:rStyle w:val="CommentReference"/>
+        </w:rPr>
+        <w:commentReference w:id="26"/>
       </w:r>
     </w:p>
     <w:p>
@@ -718,6 +934,7 @@
         </w:rPr>
         <w:t>«</w:t>
       </w:r>
+      <w:commentRangeStart w:id="27"/>
       <w:r>
         <w:rPr>
           <w:rFonts w:ascii="Times New Roman" w:hAnsi="Times New Roman"/>
@@ -726,6 +943,13 @@
           <w:sz w:val="24"/>
         </w:rPr>
         <w:t>{{today}}</w:t>
+      </w:r>
+      <w:commentRangeEnd w:id="27"/>
+      <w:r>
+        <w:rPr>
+          <w:rStyle w:val="CommentReference"/>
+        </w:rPr>
+        <w:commentReference w:id="27"/>
       </w:r>
       <w:r>
         <w:rPr>
@@ -745,6 +969,459 @@
     </w:sectPr>
   </w:body>
 </w:document>
+</file>
+
+<file path=word/comments.xml><?xml version="1.0" encoding="utf-8"?>
+<w:comments xmlns:a="http://schemas.openxmlformats.org/drawingml/2006/main" xmlns:pic="http://schemas.openxmlformats.org/drawingml/2006/picture" xmlns:r="http://schemas.openxmlformats.org/officeDocument/2006/relationships" xmlns:w="http://schemas.openxmlformats.org/wordprocessingml/2006/main" xmlns:wp="http://schemas.openxmlformats.org/drawingml/2006/wordprocessingDrawing" xmlns:mc="http://schemas.openxmlformats.org/markup-compatibility/2006" xmlns:a14="http://schemas.microsoft.com/office/drawing/2010/main" xmlns:w14="http://schemas.microsoft.com/office/word/2010/wordml" xmlns:wpc="http://schemas.microsoft.com/office/word/2010/wordprocessingCanvas">
+  <w:comment w:id="0" w:author="Подсказка" w:initials="П" w:date="2026-01-01T00:00:00Z">
+    <w:p>
+      <w:pPr>
+        <w:pStyle w:val="CommentText"/>
+      </w:pPr>
+      <w:r>
+        <w:rPr>
+          <w:rStyle w:val="CommentReference"/>
+        </w:rPr>
+        <w:annotationRef/>
+      </w:r>
+      <w:r>
+        <w:t>Краткое наименование Заказчика (из карточки организации). Пример: АНО «Пример»</w:t>
+      </w:r>
+    </w:p>
+  </w:comment>
+  <w:comment w:id="1" w:author="Подсказка" w:initials="П" w:date="2026-01-01T00:00:00Z">
+    <w:p>
+      <w:pPr>
+        <w:pStyle w:val="CommentText"/>
+      </w:pPr>
+      <w:r>
+        <w:rPr>
+          <w:rStyle w:val="CommentReference"/>
+        </w:rPr>
+        <w:annotationRef/>
+      </w:r>
+      <w:r>
+        <w:t>ФИО в род.падеже. Пример: Петрова Петра Петровича</w:t>
+      </w:r>
+    </w:p>
+  </w:comment>
+  <w:comment w:id="2" w:author="Подсказка" w:initials="П" w:date="2026-01-01T00:00:00Z">
+    <w:p>
+      <w:pPr>
+        <w:pStyle w:val="CommentText"/>
+      </w:pPr>
+      <w:r>
+        <w:rPr>
+          <w:rStyle w:val="CommentReference"/>
+        </w:rPr>
+        <w:annotationRef/>
+      </w:r>
+      <w:r>
+        <w:t>Должность инициатора. Пример: начальник отдела</w:t>
+      </w:r>
+    </w:p>
+  </w:comment>
+  <w:comment w:id="3" w:author="Подсказка" w:initials="П" w:date="2026-01-01T00:00:00Z">
+    <w:p>
+      <w:pPr>
+        <w:pStyle w:val="CommentText"/>
+      </w:pPr>
+      <w:r>
+        <w:rPr>
+          <w:rStyle w:val="CommentReference"/>
+        </w:rPr>
+        <w:annotationRef/>
+      </w:r>
+      <w:r>
+        <w:t>ФИО инициатора. Пример: Иванов И.И.</w:t>
+      </w:r>
+    </w:p>
+  </w:comment>
+  <w:comment w:id="4" w:author="Подсказка" w:initials="П" w:date="2026-01-01T00:00:00Z">
+    <w:p>
+      <w:pPr>
+        <w:pStyle w:val="CommentText"/>
+      </w:pPr>
+      <w:r>
+        <w:rPr>
+          <w:rStyle w:val="CommentReference"/>
+        </w:rPr>
+        <w:annotationRef/>
+      </w:r>
+      <w:r>
+        <w:t>Печатается, только если это служебная записка на оплату</w:t>
+      </w:r>
+    </w:p>
+  </w:comment>
+  <w:comment w:id="5" w:author="Подсказка" w:initials="П" w:date="2026-01-01T00:00:00Z">
+    <w:p>
+      <w:pPr>
+        <w:pStyle w:val="CommentText"/>
+      </w:pPr>
+      <w:r>
+        <w:rPr>
+          <w:rStyle w:val="CommentReference"/>
+        </w:rPr>
+        <w:annotationRef/>
+      </w:r>
+      <w:r>
+        <w:t>Конец условия</w:t>
+      </w:r>
+    </w:p>
+  </w:comment>
+  <w:comment w:id="6" w:author="Подсказка" w:initials="П" w:date="2026-01-01T00:00:00Z">
+    <w:p>
+      <w:pPr>
+        <w:pStyle w:val="CommentText"/>
+      </w:pPr>
+      <w:r>
+        <w:rPr>
+          <w:rStyle w:val="CommentReference"/>
+        </w:rPr>
+        <w:annotationRef/>
+      </w:r>
+      <w:r>
+        <w:t>Сегодняшняя дата. Пример: 13.05.2026</w:t>
+      </w:r>
+    </w:p>
+  </w:comment>
+  <w:comment w:id="7" w:author="Подсказка" w:initials="П" w:date="2026-01-01T00:00:00Z">
+    <w:p>
+      <w:pPr>
+        <w:pStyle w:val="CommentText"/>
+      </w:pPr>
+      <w:r>
+        <w:rPr>
+          <w:rStyle w:val="CommentReference"/>
+        </w:rPr>
+        <w:annotationRef/>
+      </w:r>
+      <w:r>
+        <w:t>Номер договора. Пример: 2026/42</w:t>
+      </w:r>
+    </w:p>
+  </w:comment>
+  <w:comment w:id="8" w:author="Подсказка" w:initials="П" w:date="2026-01-01T00:00:00Z">
+    <w:p>
+      <w:pPr>
+        <w:pStyle w:val="CommentText"/>
+      </w:pPr>
+      <w:r>
+        <w:rPr>
+          <w:rStyle w:val="CommentReference"/>
+        </w:rPr>
+        <w:annotationRef/>
+      </w:r>
+      <w:r>
+        <w:t>Дата договора. Пример: 15.01.2026</w:t>
+      </w:r>
+    </w:p>
+  </w:comment>
+  <w:comment w:id="9" w:author="Подсказка" w:initials="П" w:date="2026-01-01T00:00:00Z">
+    <w:p>
+      <w:pPr>
+        <w:pStyle w:val="CommentText"/>
+      </w:pPr>
+      <w:r>
+        <w:rPr>
+          <w:rStyle w:val="CommentReference"/>
+        </w:rPr>
+        <w:annotationRef/>
+      </w:r>
+      <w:r>
+        <w:t>Полное наименование контрагента. Пример: ООО «Ромашка»</w:t>
+      </w:r>
+    </w:p>
+  </w:comment>
+  <w:comment w:id="10" w:author="Подсказка" w:initials="П" w:date="2026-01-01T00:00:00Z">
+    <w:p>
+      <w:pPr>
+        <w:pStyle w:val="CommentText"/>
+      </w:pPr>
+      <w:r>
+        <w:rPr>
+          <w:rStyle w:val="CommentReference"/>
+        </w:rPr>
+        <w:annotationRef/>
+      </w:r>
+      <w:r>
+        <w:t>ИНН контрагента. Пример: 7700000000</w:t>
+      </w:r>
+    </w:p>
+  </w:comment>
+  <w:comment w:id="11" w:author="Подсказка" w:initials="П" w:date="2026-01-01T00:00:00Z">
+    <w:p>
+      <w:pPr>
+        <w:pStyle w:val="CommentText"/>
+      </w:pPr>
+      <w:r>
+        <w:rPr>
+          <w:rStyle w:val="CommentReference"/>
+        </w:rPr>
+        <w:annotationRef/>
+      </w:r>
+      <w:r>
+        <w:t>Цена без валюты. Пример: 130 000,00</w:t>
+      </w:r>
+    </w:p>
+  </w:comment>
+  <w:comment w:id="12" w:author="Подсказка" w:initials="П" w:date="2026-01-01T00:00:00Z">
+    <w:p>
+      <w:pPr>
+        <w:pStyle w:val="CommentText"/>
+      </w:pPr>
+      <w:r>
+        <w:rPr>
+          <w:rStyle w:val="CommentReference"/>
+        </w:rPr>
+        <w:annotationRef/>
+      </w:r>
+      <w:r>
+        <w:t>Цена прописью. Пример: сто тридцать тысяч рублей 00 копеек</w:t>
+      </w:r>
+    </w:p>
+  </w:comment>
+  <w:comment w:id="13" w:author="Подсказка" w:initials="П" w:date="2026-01-01T00:00:00Z">
+    <w:p>
+      <w:pPr>
+        <w:pStyle w:val="CommentText"/>
+      </w:pPr>
+      <w:r>
+        <w:rPr>
+          <w:rStyle w:val="CommentReference"/>
+        </w:rPr>
+        <w:annotationRef/>
+      </w:r>
+      <w:r>
+        <w:t>Печатается, если договор с НДС</w:t>
+      </w:r>
+    </w:p>
+  </w:comment>
+  <w:comment w:id="14" w:author="Подсказка" w:initials="П" w:date="2026-01-01T00:00:00Z">
+    <w:p>
+      <w:pPr>
+        <w:pStyle w:val="CommentText"/>
+      </w:pPr>
+      <w:r>
+        <w:rPr>
+          <w:rStyle w:val="CommentReference"/>
+        </w:rPr>
+        <w:annotationRef/>
+      </w:r>
+      <w:r>
+        <w:t>Ставка НДС. Пример: 20</w:t>
+      </w:r>
+    </w:p>
+  </w:comment>
+  <w:comment w:id="15" w:author="Подсказка" w:initials="П" w:date="2026-01-01T00:00:00Z">
+    <w:p>
+      <w:pPr>
+        <w:pStyle w:val="CommentText"/>
+      </w:pPr>
+      <w:r>
+        <w:rPr>
+          <w:rStyle w:val="CommentReference"/>
+        </w:rPr>
+        <w:annotationRef/>
+      </w:r>
+      <w:r>
+        <w:t>Иначе — противоположный случай к условию выше</w:t>
+      </w:r>
+    </w:p>
+  </w:comment>
+  <w:comment w:id="16" w:author="Подсказка" w:initials="П" w:date="2026-01-01T00:00:00Z">
+    <w:p>
+      <w:pPr>
+        <w:pStyle w:val="CommentText"/>
+      </w:pPr>
+      <w:r>
+        <w:rPr>
+          <w:rStyle w:val="CommentReference"/>
+        </w:rPr>
+        <w:annotationRef/>
+      </w:r>
+      <w:r>
+        <w:t>Статья освобождения от НДС. Пример: ст. 149 НК РФ</w:t>
+      </w:r>
+    </w:p>
+  </w:comment>
+  <w:comment w:id="17" w:author="Подсказка" w:initials="П" w:date="2026-01-01T00:00:00Z">
+    <w:p>
+      <w:pPr>
+        <w:pStyle w:val="CommentText"/>
+      </w:pPr>
+      <w:r>
+        <w:rPr>
+          <w:rStyle w:val="CommentReference"/>
+        </w:rPr>
+        <w:annotationRef/>
+      </w:r>
+      <w:r>
+        <w:t>Конец условия</w:t>
+      </w:r>
+    </w:p>
+  </w:comment>
+  <w:comment w:id="18" w:author="Подсказка" w:initials="П" w:date="2026-01-01T00:00:00Z">
+    <w:p>
+      <w:pPr>
+        <w:pStyle w:val="CommentText"/>
+      </w:pPr>
+      <w:r>
+        <w:rPr>
+          <w:rStyle w:val="CommentReference"/>
+        </w:rPr>
+        <w:annotationRef/>
+      </w:r>
+      <w:r>
+        <w:t>Полный путь ФЭО. Пример: 1. Адм → 1.2 IT → 1.2.3 Услуги связи</w:t>
+      </w:r>
+    </w:p>
+  </w:comment>
+  <w:comment w:id="19" w:author="Подсказка" w:initials="П" w:date="2026-01-01T00:00:00Z">
+    <w:p>
+      <w:pPr>
+        <w:pStyle w:val="CommentText"/>
+      </w:pPr>
+      <w:r>
+        <w:rPr>
+          <w:rStyle w:val="CommentReference"/>
+        </w:rPr>
+        <w:annotationRef/>
+      </w:r>
+      <w:r>
+        <w:t>Наименование субсидии. Пример: ФАДМ-2026</w:t>
+      </w:r>
+    </w:p>
+  </w:comment>
+  <w:comment w:id="20" w:author="Подсказка" w:initials="П" w:date="2026-01-01T00:00:00Z">
+    <w:p>
+      <w:pPr>
+        <w:pStyle w:val="CommentText"/>
+      </w:pPr>
+      <w:r>
+        <w:rPr>
+          <w:rStyle w:val="CommentReference"/>
+        </w:rPr>
+        <w:annotationRef/>
+      </w:r>
+      <w:r>
+        <w:t>Расчётный счёт. Пример: 40702810000000000000</w:t>
+      </w:r>
+    </w:p>
+  </w:comment>
+  <w:comment w:id="21" w:author="Подсказка" w:initials="П" w:date="2026-01-01T00:00:00Z">
+    <w:p>
+      <w:pPr>
+        <w:pStyle w:val="CommentText"/>
+      </w:pPr>
+      <w:r>
+        <w:rPr>
+          <w:rStyle w:val="CommentReference"/>
+        </w:rPr>
+        <w:annotationRef/>
+      </w:r>
+      <w:r>
+        <w:t>БИК банка. Пример: 044500000</w:t>
+      </w:r>
+    </w:p>
+  </w:comment>
+  <w:comment w:id="22" w:author="Подсказка" w:initials="П" w:date="2026-01-01T00:00:00Z">
+    <w:p>
+      <w:pPr>
+        <w:pStyle w:val="CommentText"/>
+      </w:pPr>
+      <w:r>
+        <w:rPr>
+          <w:rStyle w:val="CommentReference"/>
+        </w:rPr>
+        <w:annotationRef/>
+      </w:r>
+      <w:r>
+        <w:t>Наименование банка. Пример: ПАО «Банк Пример»</w:t>
+      </w:r>
+    </w:p>
+  </w:comment>
+  <w:comment w:id="23" w:author="Подсказка" w:initials="П" w:date="2026-01-01T00:00:00Z">
+    <w:p>
+      <w:pPr>
+        <w:pStyle w:val="CommentText"/>
+      </w:pPr>
+      <w:r>
+        <w:rPr>
+          <w:rStyle w:val="CommentReference"/>
+        </w:rPr>
+        <w:annotationRef/>
+      </w:r>
+      <w:r>
+        <w:t>Дата акта. Пример: 28.02.2026</w:t>
+      </w:r>
+    </w:p>
+  </w:comment>
+  <w:comment w:id="24" w:author="Подсказка" w:initials="П" w:date="2026-01-01T00:00:00Z">
+    <w:p>
+      <w:pPr>
+        <w:pStyle w:val="CommentText"/>
+      </w:pPr>
+      <w:r>
+        <w:rPr>
+          <w:rStyle w:val="CommentReference"/>
+        </w:rPr>
+        <w:annotationRef/>
+      </w:r>
+      <w:r>
+        <w:t>Номер акта. Пример: 001</w:t>
+      </w:r>
+    </w:p>
+  </w:comment>
+  <w:comment w:id="25" w:author="Подсказка" w:initials="П" w:date="2026-01-01T00:00:00Z">
+    <w:p>
+      <w:pPr>
+        <w:pStyle w:val="CommentText"/>
+      </w:pPr>
+      <w:r>
+        <w:rPr>
+          <w:rStyle w:val="CommentReference"/>
+        </w:rPr>
+        <w:annotationRef/>
+      </w:r>
+      <w:r>
+        <w:t>Должность инициатора. Пример: начальник отдела</w:t>
+      </w:r>
+    </w:p>
+  </w:comment>
+  <w:comment w:id="26" w:author="Подсказка" w:initials="П" w:date="2026-01-01T00:00:00Z">
+    <w:p>
+      <w:pPr>
+        <w:pStyle w:val="CommentText"/>
+      </w:pPr>
+      <w:r>
+        <w:rPr>
+          <w:rStyle w:val="CommentReference"/>
+        </w:rPr>
+        <w:annotationRef/>
+      </w:r>
+      <w:r>
+        <w:t>ФИО инициатора. Пример: Иванов И.И.</w:t>
+      </w:r>
+    </w:p>
+  </w:comment>
+  <w:comment w:id="27" w:author="Подсказка" w:initials="П" w:date="2026-01-01T00:00:00Z">
+    <w:p>
+      <w:pPr>
+        <w:pStyle w:val="CommentText"/>
+      </w:pPr>
+      <w:r>
+        <w:rPr>
+          <w:rStyle w:val="CommentReference"/>
+        </w:rPr>
+        <w:annotationRef/>
+      </w:r>
+      <w:r>
+        <w:t>Сегодняшняя дата. Пример: 13.05.2026</w:t>
+      </w:r>
+    </w:p>
+  </w:comment>
+</w:comments>
 </file>
 
 <file path=word/numbering.xml><?xml version="1.0" encoding="utf-8"?>

--- a/backend/templates/service_note_payment.docx
+++ b/backend/templates/service_note_payment.docx
@@ -401,7 +401,7 @@
           <w:color w:val="1E40AF"/>
           <w:sz w:val="24"/>
         </w:rPr>
-        <w:t>{{contractor_name}}</w:t>
+        <w:t>{{contractor_short_name}}</w:t>
       </w:r>
       <w:commentRangeEnd w:id="9"/>
       <w:r>

--- a/backend/templates/service_note_payment.docx
+++ b/backend/templates/service_note_payment.docx
@@ -1129,7 +1129,7 @@
         <w:annotationRef/>
       </w:r>
       <w:r>
-        <w:t>Полное наименование контрагента. Пример: ООО «Ромашка»</w:t>
+        <w:t>Краткое наименование Подрядчика (из карточки контрагента). Пример: ООО «Ромашка»</w:t>
       </w:r>
     </w:p>
   </w:comment>
